--- a/BookMyShow_Assignment.docx
+++ b/BookMyShow_Assignment.docx
@@ -19,9 +19,6 @@
       </w:r>
     </w:p>
     <w:p>
-      <w:r>
-        <w:br/>
-      </w:r>
       <w:r>
         <w:br/>
         <w:t>1. Theatre</w:t>
@@ -59,6 +56,8 @@
       </w:r>
       <w:r>
         <w:br/>
+      </w:r>
+      <w:r>
         <w:t xml:space="preserve">   - duration_mins</w:t>
       </w:r>
       <w:r>
@@ -173,13 +172,13 @@
       </w:r>
       <w:r>
         <w:br/>
-      </w:r>
-      <w:r>
-        <w:lastRenderedPageBreak/>
         <w:t xml:space="preserve">    show_date DATE,</w:t>
       </w:r>
       <w:r>
         <w:br/>
+      </w:r>
+      <w:r>
+        <w:lastRenderedPageBreak/>
         <w:t xml:space="preserve">    show_time TIME,</w:t>
       </w:r>
       <w:r>
@@ -188,7 +187,10 @@
       </w:r>
       <w:r>
         <w:br/>
-        <w:t xml:space="preserve">    FOREIGN KEY (movie_id) REFERENCES Movie(movie_id)</w:t>
+        <w:t xml:space="preserve">    FOREIGN KEY (mo</w:t>
+      </w:r>
+      <w:r>
+        <w:t>vie_id) REFERENCES Movie(movie_id)</w:t>
       </w:r>
       <w:r>
         <w:br/>
@@ -271,7 +273,10 @@
       </w:r>
       <w:r>
         <w:br/>
-        <w:t>(2, 1, '2025-09-26', '09:00:00');</w:t>
+        <w:t>(2, 1, '2025-09-26', '09:00:</w:t>
+      </w:r>
+      <w:r>
+        <w:t>00');</w:t>
       </w:r>
     </w:p>
     <w:p>
@@ -437,7 +442,6 @@
           </w:tcPr>
           <w:p>
             <w:r>
-              <w:lastRenderedPageBreak/>
               <w:t>PVR Cinemas</w:t>
             </w:r>
           </w:p>
@@ -480,6 +484,7 @@
           </w:tcPr>
           <w:p>
             <w:r>
+              <w:lastRenderedPageBreak/>
               <w:t>PVR Cinemas</w:t>
             </w:r>
           </w:p>

--- a/BookMyShow_Assignment.docx
+++ b/BookMyShow_Assignment.docx
@@ -7,12 +7,12 @@
         <w:pStyle w:val="Heading1"/>
       </w:pPr>
       <w:r>
-        <w:t>BookMyShow Ticketing Platform - Database Design &amp; Queries</w:t>
+        <w:t>BookMyShow - Database Design &amp; Queries</w:t>
       </w:r>
     </w:p>
     <w:p>
       <w:pPr>
-        <w:pStyle w:val="Heading2"/>
+        <w:pStyle w:val="Heading1"/>
       </w:pPr>
       <w:r>
         <w:t>P1 - Entities, Attributes, Tables &amp; Normalized Design</w:t>
@@ -56,8 +56,6 @@
       </w:r>
       <w:r>
         <w:br/>
-      </w:r>
-      <w:r>
         <w:t xml:space="preserve">   - duration_mins</w:t>
       </w:r>
       <w:r>
@@ -104,21 +102,54 @@
         <w:t>SQL - Table Structures</w:t>
       </w:r>
     </w:p>
+    <w:p/>
     <w:p>
       <w:r>
         <w:t>CREATE TABLE Theatre (</w:t>
       </w:r>
       <w:r>
         <w:br/>
-        <w:t xml:space="preserve">    theatre_id INT AUTO_INCREMENT PRIMARY KEY,</w:t>
+        <w:t xml:space="preserve">    </w:t>
+      </w:r>
+      <w:proofErr w:type="spellStart"/>
+      <w:r>
+        <w:t>theatre_id</w:t>
+      </w:r>
+      <w:proofErr w:type="spellEnd"/>
+      <w:r>
+        <w:t xml:space="preserve"> INT AUTO_INCREMENT PRIMARY KEY,</w:t>
       </w:r>
       <w:r>
         <w:br/>
-        <w:t xml:space="preserve">    theatre_name VARCHAR(100) NOT NULL,</w:t>
+        <w:t xml:space="preserve">    </w:t>
+      </w:r>
+      <w:proofErr w:type="spellStart"/>
+      <w:r>
+        <w:t>theatre_name</w:t>
+      </w:r>
+      <w:proofErr w:type="spellEnd"/>
+      <w:r>
+        <w:t xml:space="preserve"> </w:t>
+      </w:r>
+      <w:proofErr w:type="gramStart"/>
+      <w:r>
+        <w:t>VARCHAR(</w:t>
+      </w:r>
+      <w:proofErr w:type="gramEnd"/>
+      <w:r>
+        <w:t>100) NOT NULL,</w:t>
       </w:r>
       <w:r>
         <w:br/>
-        <w:t xml:space="preserve">    location VARCHAR(100) NOT NULL</w:t>
+        <w:t xml:space="preserve">    location </w:t>
+      </w:r>
+      <w:proofErr w:type="gramStart"/>
+      <w:r>
+        <w:t>VARCHAR(</w:t>
+      </w:r>
+      <w:proofErr w:type="gramEnd"/>
+      <w:r>
+        <w:t>100) NOT NULL</w:t>
       </w:r>
       <w:r>
         <w:br/>
@@ -133,25 +164,69 @@
       </w:r>
       <w:r>
         <w:br/>
-        <w:t xml:space="preserve">    movie_id INT AUTO_INCREMENT PRIMARY KEY,</w:t>
+        <w:t xml:space="preserve">    </w:t>
+      </w:r>
+      <w:proofErr w:type="spellStart"/>
+      <w:r>
+        <w:t>movie_id</w:t>
+      </w:r>
+      <w:proofErr w:type="spellEnd"/>
+      <w:r>
+        <w:t xml:space="preserve"> INT AUTO_INCREMENT PRIMARY KEY,</w:t>
       </w:r>
       <w:r>
         <w:br/>
-        <w:t xml:space="preserve">    movie_name VARCHAR(100) NOT NULL,</w:t>
+        <w:t xml:space="preserve">    </w:t>
+      </w:r>
+      <w:proofErr w:type="spellStart"/>
+      <w:r>
+        <w:t>movie_name</w:t>
+      </w:r>
+      <w:proofErr w:type="spellEnd"/>
+      <w:r>
+        <w:t xml:space="preserve"> </w:t>
+      </w:r>
+      <w:proofErr w:type="gramStart"/>
+      <w:r>
+        <w:t>VARCHAR(</w:t>
+      </w:r>
+      <w:proofErr w:type="gramEnd"/>
+      <w:r>
+        <w:t>100) NOT NULL,</w:t>
       </w:r>
       <w:r>
         <w:br/>
-        <w:t xml:space="preserve">    language VARCHAR(50),</w:t>
+        <w:t xml:space="preserve">    language </w:t>
+      </w:r>
+      <w:proofErr w:type="gramStart"/>
+      <w:r>
+        <w:t>VARCHAR(</w:t>
+      </w:r>
+      <w:proofErr w:type="gramEnd"/>
+      <w:r>
+        <w:t>50),</w:t>
       </w:r>
       <w:r>
         <w:br/>
-        <w:t xml:space="preserve">    duration_mins INT</w:t>
+        <w:t xml:space="preserve">    </w:t>
+      </w:r>
+      <w:proofErr w:type="spellStart"/>
+      <w:r>
+        <w:t>duration_mins</w:t>
+      </w:r>
+      <w:proofErr w:type="spellEnd"/>
+      <w:r>
+        <w:t xml:space="preserve"> INT</w:t>
       </w:r>
       <w:r>
         <w:br/>
         <w:t>);</w:t>
       </w:r>
+    </w:p>
+    <w:p/>
+    <w:p>
       <w:r>
+        <w:lastRenderedPageBreak/>
         <w:br/>
       </w:r>
       <w:r>
@@ -176,9 +251,6 @@
       </w:r>
       <w:r>
         <w:br/>
-      </w:r>
-      <w:r>
-        <w:lastRenderedPageBreak/>
         <w:t xml:space="preserve">    show_time TIME,</w:t>
       </w:r>
       <w:r>
@@ -187,10 +259,7 @@
       </w:r>
       <w:r>
         <w:br/>
-        <w:t xml:space="preserve">    FOREIGN KEY (mo</w:t>
-      </w:r>
-      <w:r>
-        <w:t>vie_id) REFERENCES Movie(movie_id)</w:t>
+        <w:t xml:space="preserve">    FOREIGN KEY (movie_id) REFERENCES Movie(movie_id)</w:t>
       </w:r>
       <w:r>
         <w:br/>
@@ -273,10 +342,7 @@
       </w:r>
       <w:r>
         <w:br/>
-        <w:t>(2, 1, '2025-09-26', '09:00:</w:t>
-      </w:r>
-      <w:r>
-        <w:t>00');</w:t>
+        <w:t>(2, 1, '2025-09-26', '09:00:00');</w:t>
       </w:r>
     </w:p>
     <w:p>
@@ -293,19 +359,51 @@
       </w:r>
       <w:r>
         <w:br/>
-        <w:t xml:space="preserve">    t.theatre_name,</w:t>
+        <w:t xml:space="preserve">    </w:t>
+      </w:r>
+      <w:proofErr w:type="gramStart"/>
+      <w:r>
+        <w:t>t.theatre</w:t>
+      </w:r>
+      <w:proofErr w:type="gramEnd"/>
+      <w:r>
+        <w:t>_name,</w:t>
       </w:r>
       <w:r>
         <w:br/>
-        <w:t xml:space="preserve">    m.movie_name,</w:t>
+        <w:t xml:space="preserve">    </w:t>
+      </w:r>
+      <w:proofErr w:type="gramStart"/>
+      <w:r>
+        <w:t>m.movie</w:t>
+      </w:r>
+      <w:proofErr w:type="gramEnd"/>
+      <w:r>
+        <w:t>_name,</w:t>
       </w:r>
       <w:r>
         <w:br/>
-        <w:t xml:space="preserve">    s.show_date,</w:t>
+        <w:t xml:space="preserve">    </w:t>
+      </w:r>
+      <w:proofErr w:type="gramStart"/>
+      <w:r>
+        <w:t>s.show</w:t>
+      </w:r>
+      <w:proofErr w:type="gramEnd"/>
+      <w:r>
+        <w:t>_date,</w:t>
       </w:r>
       <w:r>
         <w:br/>
-        <w:t xml:space="preserve">    s.show_time</w:t>
+        <w:t xml:space="preserve">    </w:t>
+      </w:r>
+      <w:proofErr w:type="gramStart"/>
+      <w:r>
+        <w:t>s.show</w:t>
+      </w:r>
+      <w:proofErr w:type="gramEnd"/>
+      <w:r>
+        <w:t>_time</w:t>
       </w:r>
       <w:r>
         <w:br/>
@@ -313,23 +411,79 @@
       </w:r>
       <w:r>
         <w:br/>
-        <w:t>JOIN Theatre t ON s.theatre_id = t.theatre_id</w:t>
+        <w:t xml:space="preserve">JOIN Theatre t ON </w:t>
+      </w:r>
+      <w:proofErr w:type="gramStart"/>
+      <w:r>
+        <w:t>s.theatre</w:t>
+      </w:r>
+      <w:proofErr w:type="gramEnd"/>
+      <w:r>
+        <w:t xml:space="preserve">_id = </w:t>
+      </w:r>
+      <w:proofErr w:type="gramStart"/>
+      <w:r>
+        <w:t>t.theatre</w:t>
+      </w:r>
+      <w:proofErr w:type="gramEnd"/>
+      <w:r>
+        <w:t>_id</w:t>
       </w:r>
       <w:r>
         <w:br/>
-        <w:t>JOIN Movie m ON s.movie_id = m.movie_id</w:t>
+        <w:t xml:space="preserve">JOIN Movie m ON </w:t>
+      </w:r>
+      <w:proofErr w:type="gramStart"/>
+      <w:r>
+        <w:t>s.movie</w:t>
+      </w:r>
+      <w:proofErr w:type="gramEnd"/>
+      <w:r>
+        <w:t xml:space="preserve">_id = </w:t>
+      </w:r>
+      <w:proofErr w:type="gramStart"/>
+      <w:r>
+        <w:t>m.movie</w:t>
+      </w:r>
+      <w:proofErr w:type="gramEnd"/>
+      <w:r>
+        <w:t>_id</w:t>
       </w:r>
       <w:r>
         <w:br/>
-        <w:t>WHERE s.show_date = '2025-09-25'</w:t>
+        <w:t xml:space="preserve">WHERE </w:t>
+      </w:r>
+      <w:proofErr w:type="gramStart"/>
+      <w:r>
+        <w:t>s.show</w:t>
+      </w:r>
+      <w:proofErr w:type="gramEnd"/>
+      <w:r>
+        <w:t>_date = '2025-09-25'</w:t>
       </w:r>
       <w:r>
         <w:br/>
-        <w:t xml:space="preserve">  AND t.theatre_name = 'PVR Cinemas'</w:t>
+        <w:t xml:space="preserve">  AND </w:t>
+      </w:r>
+      <w:proofErr w:type="gramStart"/>
+      <w:r>
+        <w:t>t.theatre</w:t>
+      </w:r>
+      <w:proofErr w:type="gramEnd"/>
+      <w:r>
+        <w:t>_name = 'PVR Cinemas'</w:t>
       </w:r>
       <w:r>
         <w:br/>
-        <w:t>ORDER BY s.show_time;</w:t>
+        <w:t xml:space="preserve">ORDER BY </w:t>
+      </w:r>
+      <w:proofErr w:type="gramStart"/>
+      <w:r>
+        <w:t>s.show</w:t>
+      </w:r>
+      <w:proofErr w:type="gramEnd"/>
+      <w:r>
+        <w:t>_time;</w:t>
       </w:r>
     </w:p>
     <w:p>
@@ -337,6 +491,7 @@
         <w:pStyle w:val="Heading3"/>
       </w:pPr>
       <w:r>
+        <w:lastRenderedPageBreak/>
         <w:t>Expected Output Example</w:t>
       </w:r>
     </w:p>
@@ -484,7 +639,6 @@
           </w:tcPr>
           <w:p>
             <w:r>
-              <w:lastRenderedPageBreak/>
               <w:t>PVR Cinemas</w:t>
             </w:r>
           </w:p>
